--- a/Sprints and backlog.docx
+++ b/Sprints and backlog.docx
@@ -6366,7 +6366,54 @@
           <w:szCs w:val="28"/>
           <w:lang w:val="uk-UA"/>
         </w:rPr>
-        <w:t>) при госпіталізації.</w:t>
+        <w:t>) при госпіталізації</w:t>
+      </w:r>
+      <w:r>
+        <w:rPr>
+          <w:color w:val="1F1F1F"/>
+          <w:sz w:val="28"/>
+          <w:szCs w:val="28"/>
+          <w:lang w:val="uk-UA"/>
+        </w:rPr>
+        <w:t xml:space="preserve"> та зміни даних в ній</w:t>
+      </w:r>
+      <w:r>
+        <w:rPr>
+          <w:color w:val="1F1F1F"/>
+          <w:sz w:val="28"/>
+          <w:szCs w:val="28"/>
+          <w:lang w:val="uk-UA"/>
+        </w:rPr>
+        <w:t>.</w:t>
+      </w:r>
+      <w:r>
+        <w:rPr>
+          <w:color w:val="1F1F1F"/>
+          <w:sz w:val="28"/>
+          <w:szCs w:val="28"/>
+          <w:lang w:val="uk-UA"/>
+        </w:rPr>
+        <w:t>(</w:t>
+      </w:r>
+      <w:proofErr w:type="spellStart"/>
+      <w:r>
+        <w:rPr>
+          <w:color w:val="1F1F1F"/>
+          <w:sz w:val="28"/>
+          <w:szCs w:val="28"/>
+          <w:lang w:val="uk-UA"/>
+        </w:rPr>
+        <w:t>адмін</w:t>
+      </w:r>
+      <w:proofErr w:type="spellEnd"/>
+      <w:r>
+        <w:rPr>
+          <w:color w:val="1F1F1F"/>
+          <w:sz w:val="28"/>
+          <w:szCs w:val="28"/>
+          <w:lang w:val="uk-UA"/>
+        </w:rPr>
+        <w:t xml:space="preserve"> створює)</w:t>
       </w:r>
     </w:p>
     <w:p>
@@ -6491,6 +6538,15 @@
         </w:rPr>
         <w:t xml:space="preserve"> для додавання ліків або процедур до активної картки.</w:t>
       </w:r>
+      <w:r>
+        <w:rPr>
+          <w:color w:val="1F1F1F"/>
+          <w:sz w:val="28"/>
+          <w:szCs w:val="28"/>
+          <w:lang w:val="uk-UA"/>
+        </w:rPr>
+        <w:t>(створює доктор)</w:t>
+      </w:r>
     </w:p>
     <w:p>
       <w:pPr>
@@ -6688,7 +6744,21 @@
           <w:bdr w:val="none" w:sz="0" w:space="0" w:color="auto" w:frame="1"/>
           <w:lang w:val="uk-UA"/>
         </w:rPr>
-        <w:t>PATCH /</w:t>
+        <w:t>PATCH</w:t>
+      </w:r>
+      <w:bookmarkStart w:id="0" w:name="_GoBack"/>
+      <w:bookmarkEnd w:id="0"/>
+      <w:r>
+        <w:rPr>
+          <w:rStyle w:val="HTML"/>
+          <w:rFonts w:ascii="Times New Roman" w:hAnsi="Times New Roman" w:cs="Times New Roman"/>
+          <w:color w:val="444746"/>
+          <w:sz w:val="28"/>
+          <w:szCs w:val="28"/>
+          <w:bdr w:val="none" w:sz="0" w:space="0" w:color="auto" w:frame="1"/>
+          <w:lang w:val="uk-UA"/>
+        </w:rPr>
+        <w:t xml:space="preserve"> /</w:t>
       </w:r>
       <w:proofErr w:type="spellStart"/>
       <w:r>
@@ -7047,6 +7117,7 @@
           <w:bdr w:val="none" w:sz="0" w:space="0" w:color="auto" w:frame="1"/>
           <w:lang w:val="uk-UA"/>
         </w:rPr>
+        <w:lastRenderedPageBreak/>
         <w:t>Task</w:t>
       </w:r>
       <w:proofErr w:type="spellEnd"/>
@@ -7120,7 +7191,6 @@
           <w:bdr w:val="none" w:sz="0" w:space="0" w:color="auto" w:frame="1"/>
           <w:lang w:val="uk-UA"/>
         </w:rPr>
-        <w:lastRenderedPageBreak/>
         <w:t>Task</w:t>
       </w:r>
       <w:proofErr w:type="spellEnd"/>
@@ -7764,73 +7834,16 @@
       <w:r>
         <w:rPr>
           <w:color w:val="1F1F1F"/>
+          <w:lang w:val="uk-UA"/>
+        </w:rPr>
+        <w:t xml:space="preserve">Надаю повну зведену таблицю тест-кейсів. </w:t>
+      </w:r>
+      <w:r>
+        <w:rPr>
+          <w:color w:val="1F1F1F"/>
           <w:lang w:val="ru-RU"/>
         </w:rPr>
-        <w:t xml:space="preserve">Надаю </w:t>
-      </w:r>
-      <w:proofErr w:type="spellStart"/>
-      <w:r>
-        <w:rPr>
-          <w:color w:val="1F1F1F"/>
-          <w:lang w:val="ru-RU"/>
-        </w:rPr>
-        <w:t>повну</w:t>
-      </w:r>
-      <w:proofErr w:type="spellEnd"/>
-      <w:r>
-        <w:rPr>
-          <w:color w:val="1F1F1F"/>
-          <w:lang w:val="ru-RU"/>
-        </w:rPr>
-        <w:t xml:space="preserve"> </w:t>
-      </w:r>
-      <w:proofErr w:type="spellStart"/>
-      <w:r>
-        <w:rPr>
-          <w:color w:val="1F1F1F"/>
-          <w:lang w:val="ru-RU"/>
-        </w:rPr>
-        <w:t>зведену</w:t>
-      </w:r>
-      <w:proofErr w:type="spellEnd"/>
-      <w:r>
-        <w:rPr>
-          <w:color w:val="1F1F1F"/>
-          <w:lang w:val="ru-RU"/>
-        </w:rPr>
-        <w:t xml:space="preserve"> </w:t>
-      </w:r>
-      <w:proofErr w:type="spellStart"/>
-      <w:r>
-        <w:rPr>
-          <w:color w:val="1F1F1F"/>
-          <w:lang w:val="ru-RU"/>
-        </w:rPr>
-        <w:t>таблицю</w:t>
-      </w:r>
-      <w:proofErr w:type="spellEnd"/>
-      <w:r>
-        <w:rPr>
-          <w:color w:val="1F1F1F"/>
-          <w:lang w:val="ru-RU"/>
-        </w:rPr>
-        <w:t xml:space="preserve"> тест-</w:t>
-      </w:r>
-      <w:proofErr w:type="spellStart"/>
-      <w:r>
-        <w:rPr>
-          <w:color w:val="1F1F1F"/>
-          <w:lang w:val="ru-RU"/>
-        </w:rPr>
-        <w:t>кейсів</w:t>
-      </w:r>
-      <w:proofErr w:type="spellEnd"/>
-      <w:r>
-        <w:rPr>
-          <w:color w:val="1F1F1F"/>
-          <w:lang w:val="ru-RU"/>
-        </w:rPr>
-        <w:t xml:space="preserve">. Вона </w:t>
+        <w:t xml:space="preserve">Вона </w:t>
       </w:r>
       <w:proofErr w:type="spellStart"/>
       <w:r>
@@ -8940,7 +8953,15 @@
                 <w:color w:val="1F1F1F"/>
                 <w:bdr w:val="none" w:sz="0" w:space="0" w:color="auto" w:frame="1"/>
               </w:rPr>
-              <w:t xml:space="preserve"> із вказівкою на помилку </w:t>
+              <w:t xml:space="preserve"> із вказівкою </w:t>
+            </w:r>
+            <w:r>
+              <w:rPr>
+                <w:color w:val="1F1F1F"/>
+                <w:bdr w:val="none" w:sz="0" w:space="0" w:color="auto" w:frame="1"/>
+              </w:rPr>
+              <w:lastRenderedPageBreak/>
+              <w:t xml:space="preserve">на помилку </w:t>
             </w:r>
             <w:proofErr w:type="spellStart"/>
             <w:r>
@@ -10323,6 +10344,7 @@
                 <w:color w:val="1F1F1F"/>
                 <w:bdr w:val="none" w:sz="0" w:space="0" w:color="auto" w:frame="1"/>
               </w:rPr>
+              <w:lastRenderedPageBreak/>
               <w:t>TC-SUM-01</w:t>
             </w:r>
           </w:p>
@@ -10522,15 +10544,7 @@
                 <w:color w:val="1F1F1F"/>
                 <w:bdr w:val="none" w:sz="0" w:space="0" w:color="auto" w:frame="1"/>
               </w:rPr>
-              <w:t xml:space="preserve">200 OK. Відповідь містить агреговані дані: заключний діагноз та масив </w:t>
-            </w:r>
-            <w:r>
-              <w:rPr>
-                <w:color w:val="1F1F1F"/>
-                <w:bdr w:val="none" w:sz="0" w:space="0" w:color="auto" w:frame="1"/>
-              </w:rPr>
-              <w:lastRenderedPageBreak/>
-              <w:t>виконаних призначень.</w:t>
+              <w:t>200 OK. Відповідь містить агреговані дані: заключний діагноз та масив виконаних призначень.</w:t>
             </w:r>
           </w:p>
         </w:tc>
@@ -10570,7 +10584,6 @@
                 <w:color w:val="1F1F1F"/>
                 <w:bdr w:val="none" w:sz="0" w:space="0" w:color="auto" w:frame="1"/>
               </w:rPr>
-              <w:lastRenderedPageBreak/>
               <w:t>TC-PRES-01</w:t>
             </w:r>
           </w:p>
@@ -11333,8 +11346,6 @@
           <w:szCs w:val="24"/>
         </w:rPr>
       </w:pPr>
-      <w:bookmarkStart w:id="0" w:name="_GoBack"/>
-      <w:bookmarkEnd w:id="0"/>
     </w:p>
     <w:sectPr>
       <w:pgSz w:w="11906" w:h="16838"/>
